--- a/06-学生侧材料/讲义/_数学工具/第2讲：对数与指数（Word清稿）.docx
+++ b/06-学生侧材料/讲义/_数学工具/第2讲：对数与指数（Word清稿）.docx
@@ -2,7 +2,7 @@
 <file path=word/document.xml><?xml version="1.0" encoding="utf-8"?>
 <w:document xmlns:w="http://schemas.openxmlformats.org/wordprocessingml/2006/main" xmlns:m="http://schemas.openxmlformats.org/officeDocument/2006/math" xmlns:r="http://schemas.openxmlformats.org/officeDocument/2006/relationships" xmlns:o="urn:schemas-microsoft-com:office:office" xmlns:v="urn:schemas-microsoft-com:vml" xmlns:w10="urn:schemas-microsoft-com:office:word" xmlns:a="http://schemas.openxmlformats.org/drawingml/2006/main" xmlns:pic="http://schemas.openxmlformats.org/drawingml/2006/picture" xmlns:wp="http://schemas.openxmlformats.org/drawingml/2006/wordprocessingDrawing">
   <w:body>
-    <w:bookmarkStart w:id="41" w:name="第2讲对数与指数"/>
+    <w:bookmarkStart w:id="42" w:name="第2讲对数与指数"/>
     <w:p>
       <w:pPr>
         <w:pStyle w:val="Heading1"/>
@@ -17868,7 +17868,7 @@
     </w:p>
     <w:bookmarkEnd w:id="31"/>
     <w:bookmarkEnd w:id="32"/>
-    <w:bookmarkStart w:id="35" w:name="八核心公式速查"/>
+    <w:bookmarkStart w:id="33" w:name="本讲小结"/>
     <w:p>
       <w:pPr>
         <w:pStyle w:val="Heading2"/>
@@ -17878,6 +17878,602 @@
         <w:rPr>
           <w:rFonts w:hint="eastAsia" w:ascii="Times New Roman" w:hAnsi="Times New Roman" w:eastAsia="SimHei" w:cs="Times New Roman"/>
         </w:rPr>
+        <w:t xml:space="preserve">本讲小结</w:t>
+      </w:r>
+    </w:p>
+    <w:p>
+      <w:pPr>
+        <w:pStyle w:val="FirstParagraph"/>
+      </w:pPr>
+      <w:r>
+        <w:rPr>
+          <w:rFonts w:hint="eastAsia" w:ascii="Times New Roman" w:hAnsi="Times New Roman" w:eastAsia="FangSong" w:cs="Times New Roman"/>
+        </w:rPr>
+        <w:t>本讲主线</w:t>
+      </w:r>
+      <w:r>
+        <w:rPr>
+          <w:rFonts w:hint="eastAsia" w:ascii="Times New Roman" w:hAnsi="Times New Roman" w:eastAsia="Times New Roman" w:cs="Times New Roman"/>
+        </w:rPr>
+        <w:t>：</w:t>
+      </w:r>
+      <w:r>
+        <w:rPr>
+          <w:rFonts w:hint="eastAsia" w:ascii="Times New Roman" w:hAnsi="Times New Roman" w:eastAsia="FangSong" w:cs="Times New Roman"/>
+          <w:b/>
+          <w:bCs/>
+        </w:rPr>
+        <w:t>指数是反复相乘的缩写</w:t>
+      </w:r>
+      <w:r>
+        <w:rPr>
+          <w:rFonts w:hint="eastAsia" w:ascii="Times New Roman" w:hAnsi="Times New Roman" w:eastAsia="Times New Roman" w:cs="Times New Roman"/>
+          <w:b/>
+          <w:bCs/>
+        </w:rPr>
+        <w:t>，</w:t>
+      </w:r>
+      <w:r>
+        <w:rPr>
+          <w:rFonts w:hint="eastAsia" w:ascii="Times New Roman" w:hAnsi="Times New Roman" w:eastAsia="FangSong" w:cs="Times New Roman"/>
+          <w:b/>
+          <w:bCs/>
+        </w:rPr>
+        <w:t>对数是它的反问题</w:t>
+      </w:r>
+      <w:r>
+        <w:rPr>
+          <w:rFonts w:hint="eastAsia" w:ascii="Times New Roman" w:hAnsi="Times New Roman" w:eastAsia="Times New Roman" w:cs="Times New Roman"/>
+          <w:b/>
+          <w:bCs/>
+        </w:rPr>
+        <w:t>，</w:t>
+      </w:r>
+      <w:r>
+        <w:rPr>
+          <w:rFonts w:hint="eastAsia" w:ascii="Times New Roman" w:hAnsi="Times New Roman" w:eastAsia="FangSong" w:cs="Times New Roman"/>
+          <w:b/>
+          <w:bCs/>
+        </w:rPr>
+        <w:t>运算律让</w:t>
+      </w:r>
+      <w:r>
+        <w:rPr>
+          <w:rFonts w:ascii="Times New Roman" w:hAnsi="Times New Roman" w:eastAsia="Times New Roman" w:cs="Times New Roman"/>
+          <w:b/>
+          <w:bCs/>
+        </w:rPr>
+        <w:t xml:space="preserve"> ln </w:t>
+      </w:r>
+      <w:r>
+        <w:rPr>
+          <w:rFonts w:hint="eastAsia" w:ascii="Times New Roman" w:hAnsi="Times New Roman" w:eastAsia="FangSong" w:cs="Times New Roman"/>
+          <w:b/>
+          <w:bCs/>
+        </w:rPr>
+        <w:t xml:space="preserve">在化学里随手可用</w:t>
+      </w:r>
+      <w:r>
+        <w:rPr>
+          <w:rFonts w:ascii="Times New Roman" w:hAnsi="Times New Roman" w:eastAsia="Times New Roman" w:cs="Times New Roman"/>
+        </w:rPr>
+        <w:t xml:space="preserve">。</w:t>
+      </w:r>
+    </w:p>
+    <w:p>
+      <w:pPr>
+        <w:pStyle w:val="Compact"/>
+        <w:numPr>
+          <w:ilvl w:val="0"/>
+          <w:numId w:val="1003"/>
+        </w:numPr>
+      </w:pPr>
+      <w:r>
+        <w:rPr>
+          <w:rFonts w:hint="eastAsia" w:ascii="Times New Roman" w:hAnsi="Times New Roman" w:eastAsia="FangSong" w:cs="Times New Roman"/>
+          <w:b/>
+          <w:bCs/>
+        </w:rPr>
+        <w:t xml:space="preserve">三套运算律一套逻辑</w:t>
+      </w:r>
+      <w:r>
+        <w:rPr>
+          <w:rFonts w:hint="eastAsia" w:ascii="Times New Roman" w:hAnsi="Times New Roman" w:eastAsia="Times New Roman" w:cs="Times New Roman"/>
+        </w:rPr>
+        <w:t xml:space="preserve">：</w:t>
+      </w:r>
+      <w:r>
+        <w:rPr>
+          <w:rStyle w:val="VerbatimChar"/>
+          <w:rFonts w:ascii="Times New Roman" w:hAnsi="Times New Roman" w:eastAsia="Times New Roman" w:cs="Times New Roman"/>
+        </w:rPr>
+        <w:t xml:space="preserve">ln(xy) = ln x + ln y</w:t>
+      </w:r>
+      <w:r>
+        <w:rPr>
+          <w:rFonts w:ascii="Times New Roman" w:hAnsi="Times New Roman" w:eastAsia="Times New Roman" w:cs="Times New Roman"/>
+        </w:rPr>
+        <w:t xml:space="preserve"> </w:t>
+      </w:r>
+      <w:r>
+        <w:rPr>
+          <w:rFonts w:hint="eastAsia" w:ascii="Times New Roman" w:hAnsi="Times New Roman" w:eastAsia="FangSong" w:cs="Times New Roman"/>
+        </w:rPr>
+        <w:t>把乘法变加法</w:t>
+      </w:r>
+      <w:r>
+        <w:rPr>
+          <w:rFonts w:hint="eastAsia" w:ascii="Times New Roman" w:hAnsi="Times New Roman" w:eastAsia="Times New Roman" w:cs="Times New Roman"/>
+        </w:rPr>
+        <w:t>——</w:t>
+      </w:r>
+      <w:r>
+        <w:rPr>
+          <w:rFonts w:hint="eastAsia" w:ascii="Times New Roman" w:hAnsi="Times New Roman" w:eastAsia="FangSong" w:cs="Times New Roman"/>
+        </w:rPr>
+        <w:t>化学量动辄跨十几个数量级</w:t>
+      </w:r>
+      <w:r>
+        <w:rPr>
+          <w:rFonts w:hint="eastAsia" w:ascii="Times New Roman" w:hAnsi="Times New Roman" w:eastAsia="Times New Roman" w:cs="Times New Roman"/>
+        </w:rPr>
+        <w:t>，</w:t>
+      </w:r>
+      <w:r>
+        <w:rPr>
+          <w:rFonts w:hint="eastAsia" w:ascii="Times New Roman" w:hAnsi="Times New Roman" w:eastAsia="FangSong" w:cs="Times New Roman"/>
+        </w:rPr>
+        <w:t>取对数是让它们</w:t>
+      </w:r>
+      <w:r>
+        <w:rPr>
+          <w:rFonts w:hint="eastAsia" w:ascii="Times New Roman" w:hAnsi="Times New Roman" w:eastAsia="Times New Roman" w:cs="Times New Roman"/>
+        </w:rPr>
+        <w:t>「</w:t>
+      </w:r>
+      <w:r>
+        <w:rPr>
+          <w:rFonts w:hint="eastAsia" w:ascii="Times New Roman" w:hAnsi="Times New Roman" w:eastAsia="FangSong" w:cs="Times New Roman"/>
+        </w:rPr>
+        <w:t>能加减</w:t>
+      </w:r>
+      <w:r>
+        <w:rPr>
+          <w:rFonts w:hint="eastAsia" w:ascii="Times New Roman" w:hAnsi="Times New Roman" w:eastAsia="Times New Roman" w:cs="Times New Roman"/>
+        </w:rPr>
+        <w:t>」</w:t>
+      </w:r>
+      <w:r>
+        <w:rPr>
+          <w:rFonts w:hint="eastAsia" w:ascii="Times New Roman" w:hAnsi="Times New Roman" w:eastAsia="FangSong" w:cs="Times New Roman"/>
+        </w:rPr>
+        <w:t>的唯一手段</w:t>
+      </w:r>
+      <w:r>
+        <w:rPr>
+          <w:rFonts w:hint="eastAsia" w:ascii="Times New Roman" w:hAnsi="Times New Roman" w:eastAsia="Times New Roman" w:cs="Times New Roman"/>
+        </w:rPr>
+        <w:t>。</w:t>
+      </w:r>
+    </w:p>
+    <w:p>
+      <w:pPr>
+        <w:pStyle w:val="Compact"/>
+        <w:numPr>
+          <w:ilvl w:val="0"/>
+          <w:numId w:val="1003"/>
+        </w:numPr>
+      </w:pPr>
+      <w:r>
+        <w:rPr>
+          <w:rFonts w:ascii="Times New Roman" w:hAnsi="Times New Roman" w:eastAsia="Times New Roman" w:cs="Times New Roman"/>
+          <w:b/>
+          <w:bCs/>
+        </w:rPr>
+        <w:t xml:space="preserve">e </w:t>
+      </w:r>
+      <w:r>
+        <w:rPr>
+          <w:rFonts w:hint="eastAsia" w:ascii="Times New Roman" w:hAnsi="Times New Roman" w:eastAsia="FangSong" w:cs="Times New Roman"/>
+          <w:b/>
+          <w:bCs/>
+        </w:rPr>
+        <w:t xml:space="preserve">与自然指数</w:t>
+      </w:r>
+      <w:r>
+        <w:rPr>
+          <w:rFonts w:hint="eastAsia" w:ascii="Times New Roman" w:hAnsi="Times New Roman" w:eastAsia="FangSong" w:cs="Times New Roman"/>
+        </w:rPr>
+        <w:t>是微积分的亲儿子</w:t>
+      </w:r>
+      <w:r>
+        <w:rPr>
+          <w:rFonts w:hint="eastAsia" w:ascii="Times New Roman" w:hAnsi="Times New Roman" w:eastAsia="Times New Roman" w:cs="Times New Roman"/>
+        </w:rPr>
+        <w:t>：</w:t>
+      </w:r>
+      <w:r>
+        <w:rPr>
+          <w:rStyle w:val="VerbatimChar"/>
+          <w:rFonts w:ascii="Times New Roman" w:hAnsi="Times New Roman" w:eastAsia="Times New Roman" w:cs="Times New Roman"/>
+        </w:rPr>
+        <w:t xml:space="preserve">e^x</w:t>
+      </w:r>
+      <w:r>
+        <w:rPr>
+          <w:rFonts w:ascii="Times New Roman" w:hAnsi="Times New Roman" w:eastAsia="Times New Roman" w:cs="Times New Roman"/>
+        </w:rPr>
+        <w:t xml:space="preserve"> </w:t>
+      </w:r>
+      <w:r>
+        <w:rPr>
+          <w:rFonts w:hint="eastAsia" w:ascii="Times New Roman" w:hAnsi="Times New Roman" w:eastAsia="FangSong" w:cs="Times New Roman"/>
+        </w:rPr>
+        <w:t>求导不变</w:t>
+      </w:r>
+      <w:r>
+        <w:rPr>
+          <w:rFonts w:hint="eastAsia" w:ascii="Times New Roman" w:hAnsi="Times New Roman" w:eastAsia="Times New Roman" w:cs="Times New Roman"/>
+        </w:rPr>
+        <w:t>（</w:t>
+      </w:r>
+      <w:r>
+        <w:rPr>
+          <w:rFonts w:hint="eastAsia" w:ascii="Times New Roman" w:hAnsi="Times New Roman" w:eastAsia="FangSong" w:cs="Times New Roman"/>
+        </w:rPr>
+        <w:t>下一讲的主角</w:t>
+      </w:r>
+      <w:r>
+        <w:rPr>
+          <w:rFonts w:hint="eastAsia" w:ascii="Times New Roman" w:hAnsi="Times New Roman" w:eastAsia="Times New Roman" w:cs="Times New Roman"/>
+        </w:rPr>
+        <w:t>）；ln</w:t>
+      </w:r>
+      <w:r>
+        <w:rPr>
+          <w:rFonts w:ascii="Times New Roman" w:hAnsi="Times New Roman" w:eastAsia="Times New Roman" w:cs="Times New Roman"/>
+        </w:rPr>
+        <w:t xml:space="preserve"> </w:t>
+      </w:r>
+      <w:r>
+        <w:rPr>
+          <w:rFonts w:hint="eastAsia" w:ascii="Times New Roman" w:hAnsi="Times New Roman" w:eastAsia="FangSong" w:cs="Times New Roman"/>
+        </w:rPr>
+        <w:t>是它的反问题</w:t>
+      </w:r>
+      <w:r>
+        <w:rPr>
+          <w:rFonts w:hint="eastAsia" w:ascii="Times New Roman" w:hAnsi="Times New Roman" w:eastAsia="Times New Roman" w:cs="Times New Roman"/>
+        </w:rPr>
+        <w:t>。</w:t>
+      </w:r>
+    </w:p>
+    <w:p>
+      <w:pPr>
+        <w:pStyle w:val="Compact"/>
+        <w:numPr>
+          <w:ilvl w:val="0"/>
+          <w:numId w:val="1003"/>
+        </w:numPr>
+      </w:pPr>
+      <w:r>
+        <w:rPr>
+          <w:rFonts w:hint="eastAsia" w:ascii="Times New Roman" w:hAnsi="Times New Roman" w:eastAsia="FangSong" w:cs="Times New Roman"/>
+          <w:b/>
+          <w:bCs/>
+        </w:rPr>
+        <w:t xml:space="preserve">一阶近似</w:t>
+      </w:r>
+      <w:r>
+        <w:rPr>
+          <w:rFonts w:ascii="Times New Roman" w:hAnsi="Times New Roman" w:eastAsia="Times New Roman" w:cs="Times New Roman"/>
+        </w:rPr>
+        <w:t xml:space="preserve"> </w:t>
+      </w:r>
+      <w:r>
+        <w:rPr>
+          <w:rStyle w:val="VerbatimChar"/>
+          <w:rFonts w:ascii="Times New Roman" w:hAnsi="Times New Roman" w:eastAsia="Times New Roman" w:cs="Times New Roman"/>
+        </w:rPr>
+        <w:t xml:space="preserve">ln(1+x) ≈ x</w:t>
+      </w:r>
+      <w:r>
+        <w:rPr>
+          <w:rFonts w:ascii="Times New Roman" w:hAnsi="Times New Roman" w:eastAsia="Times New Roman" w:cs="Times New Roman"/>
+        </w:rPr>
+        <w:t xml:space="preserve">、</w:t>
+      </w:r>
+      <w:r>
+        <w:rPr>
+          <w:rStyle w:val="VerbatimChar"/>
+          <w:rFonts w:ascii="Times New Roman" w:hAnsi="Times New Roman" w:eastAsia="Times New Roman" w:cs="Times New Roman"/>
+        </w:rPr>
+        <w:t xml:space="preserve">e^x ≈ 1+x</w:t>
+      </w:r>
+      <w:r>
+        <w:rPr>
+          <w:rFonts w:hint="eastAsia" w:ascii="Times New Roman" w:hAnsi="Times New Roman" w:eastAsia="Times New Roman" w:cs="Times New Roman"/>
+        </w:rPr>
+        <w:t xml:space="preserve">（|x|</w:t>
+      </w:r>
+      <w:r>
+        <w:rPr>
+          <w:rFonts w:ascii="Times New Roman" w:hAnsi="Times New Roman" w:eastAsia="Times New Roman" w:cs="Times New Roman"/>
+        </w:rPr>
+        <w:t xml:space="preserve"> ≪ </w:t>
+      </w:r>
+      <w:r>
+        <w:rPr>
+          <w:rFonts w:hint="eastAsia" w:ascii="Times New Roman" w:hAnsi="Times New Roman" w:eastAsia="Times New Roman" w:cs="Times New Roman"/>
+        </w:rPr>
+        <w:t>1，</w:t>
+      </w:r>
+      <w:r>
+        <w:rPr>
+          <w:rFonts w:hint="eastAsia" w:ascii="Times New Roman" w:hAnsi="Times New Roman" w:eastAsia="FangSong" w:cs="Times New Roman"/>
+        </w:rPr>
+        <w:t>误差约</w:t>
+      </w:r>
+      <w:r>
+        <w:rPr>
+          <w:rFonts w:ascii="Times New Roman" w:hAnsi="Times New Roman" w:eastAsia="Times New Roman" w:cs="Times New Roman"/>
+        </w:rPr>
+        <w:t xml:space="preserve"> </w:t>
+      </w:r>
+      <w:r>
+        <w:rPr>
+          <w:rFonts w:hint="eastAsia" w:ascii="Times New Roman" w:hAnsi="Times New Roman" w:eastAsia="Times New Roman" w:cs="Times New Roman"/>
+        </w:rPr>
+        <w:t>x/2）：</w:t>
+      </w:r>
+      <w:r>
+        <w:rPr>
+          <w:rFonts w:hint="eastAsia" w:ascii="Times New Roman" w:hAnsi="Times New Roman" w:eastAsia="FangSong" w:cs="Times New Roman"/>
+        </w:rPr>
+        <w:t>弱酸</w:t>
+      </w:r>
+      <w:r>
+        <w:rPr>
+          <w:rFonts w:ascii="Times New Roman" w:hAnsi="Times New Roman" w:eastAsia="Times New Roman" w:cs="Times New Roman"/>
+        </w:rPr>
+        <w:t xml:space="preserve"> 5% </w:t>
+      </w:r>
+      <w:r>
+        <w:rPr>
+          <w:rFonts w:hint="eastAsia" w:ascii="Times New Roman" w:hAnsi="Times New Roman" w:eastAsia="FangSong" w:cs="Times New Roman"/>
+        </w:rPr>
+        <w:t>判据</w:t>
+      </w:r>
+      <w:r>
+        <w:rPr>
+          <w:rFonts w:hint="eastAsia" w:ascii="Times New Roman" w:hAnsi="Times New Roman" w:eastAsia="Times New Roman" w:cs="Times New Roman"/>
+        </w:rPr>
+        <w:t>、</w:t>
+      </w:r>
+      <w:r>
+        <w:rPr>
+          <w:rFonts w:hint="eastAsia" w:ascii="Times New Roman" w:hAnsi="Times New Roman" w:eastAsia="FangSong" w:cs="Times New Roman"/>
+        </w:rPr>
+        <w:t>稀溶液依数性</w:t>
+      </w:r>
+      <w:r>
+        <w:rPr>
+          <w:rFonts w:hint="eastAsia" w:ascii="Times New Roman" w:hAnsi="Times New Roman" w:eastAsia="Times New Roman" w:cs="Times New Roman"/>
+        </w:rPr>
+        <w:t>、</w:t>
+      </w:r>
+      <w:r>
+        <w:rPr>
+          <w:rFonts w:hint="eastAsia" w:ascii="Times New Roman" w:hAnsi="Times New Roman" w:eastAsia="FangSong" w:cs="Times New Roman"/>
+        </w:rPr>
+        <w:t>小温差近似全靠它</w:t>
+      </w:r>
+      <w:r>
+        <w:rPr>
+          <w:rFonts w:hint="eastAsia" w:ascii="Times New Roman" w:hAnsi="Times New Roman" w:eastAsia="Times New Roman" w:cs="Times New Roman"/>
+        </w:rPr>
+        <w:t>；</w:t>
+      </w:r>
+      <w:r>
+        <w:rPr>
+          <w:rFonts w:hint="eastAsia" w:ascii="Times New Roman" w:hAnsi="Times New Roman" w:eastAsia="FangSong" w:cs="Times New Roman"/>
+          <w:b/>
+          <w:bCs/>
+        </w:rPr>
+        <w:t xml:space="preserve">用前必查条件</w:t>
+      </w:r>
+      <w:r>
+        <w:rPr>
+          <w:rFonts w:ascii="Times New Roman" w:hAnsi="Times New Roman" w:eastAsia="Times New Roman" w:cs="Times New Roman"/>
+        </w:rPr>
+        <w:t xml:space="preserve">。</w:t>
+      </w:r>
+    </w:p>
+    <w:p>
+      <w:pPr>
+        <w:pStyle w:val="Compact"/>
+        <w:numPr>
+          <w:ilvl w:val="0"/>
+          <w:numId w:val="1003"/>
+        </w:numPr>
+      </w:pPr>
+      <w:r>
+        <w:rPr>
+          <w:rFonts w:hint="eastAsia" w:ascii="Times New Roman" w:hAnsi="Times New Roman" w:eastAsia="FangSong" w:cs="Times New Roman"/>
+        </w:rPr>
+        <w:t xml:space="preserve">化学里的</w:t>
+      </w:r>
+      <w:r>
+        <w:rPr>
+          <w:rFonts w:ascii="Times New Roman" w:hAnsi="Times New Roman" w:eastAsia="Times New Roman" w:cs="Times New Roman"/>
+        </w:rPr>
+        <w:t xml:space="preserve"> ln </w:t>
+      </w:r>
+      <w:r>
+        <w:rPr>
+          <w:rFonts w:hint="eastAsia" w:ascii="Times New Roman" w:hAnsi="Times New Roman" w:eastAsia="FangSong" w:cs="Times New Roman"/>
+        </w:rPr>
+        <w:t>在算</w:t>
+      </w:r>
+      <w:r>
+        <w:rPr>
+          <w:rFonts w:hint="eastAsia" w:ascii="Times New Roman" w:hAnsi="Times New Roman" w:eastAsia="Times New Roman" w:cs="Times New Roman"/>
+        </w:rPr>
+        <w:t>「</w:t>
+      </w:r>
+      <w:r>
+        <w:rPr>
+          <w:rFonts w:hint="eastAsia" w:ascii="Times New Roman" w:hAnsi="Times New Roman" w:eastAsia="FangSong" w:cs="Times New Roman"/>
+          <w:b/>
+          <w:bCs/>
+        </w:rPr>
+        <w:t xml:space="preserve">倍数的信息</w:t>
+      </w:r>
+      <w:r>
+        <w:rPr>
+          <w:rFonts w:hint="eastAsia" w:ascii="Times New Roman" w:hAnsi="Times New Roman" w:eastAsia="Times New Roman" w:cs="Times New Roman"/>
+        </w:rPr>
+        <w:t>」：pH、Nernst、Arrhenius、</w:t>
+      </w:r>
+      <w:r>
+        <w:rPr>
+          <w:rFonts w:hint="eastAsia" w:ascii="Times New Roman" w:hAnsi="Times New Roman" w:eastAsia="FangSong" w:cs="Times New Roman"/>
+        </w:rPr>
+        <w:t>玻尔兹曼因子</w:t>
+      </w:r>
+      <w:r>
+        <w:rPr>
+          <w:rFonts w:hint="eastAsia" w:ascii="Times New Roman" w:hAnsi="Times New Roman" w:eastAsia="Times New Roman" w:cs="Times New Roman"/>
+        </w:rPr>
+        <w:t>——</w:t>
+      </w:r>
+      <w:r>
+        <w:rPr>
+          <w:rFonts w:hint="eastAsia" w:ascii="Times New Roman" w:hAnsi="Times New Roman" w:eastAsia="FangSong" w:cs="Times New Roman"/>
+        </w:rPr>
+        <w:t>凡比例</w:t>
+      </w:r>
+      <w:r>
+        <w:rPr>
+          <w:rFonts w:hint="eastAsia" w:ascii="Times New Roman" w:hAnsi="Times New Roman" w:eastAsia="Times New Roman" w:cs="Times New Roman"/>
+        </w:rPr>
+        <w:t>/</w:t>
+      </w:r>
+      <w:r>
+        <w:rPr>
+          <w:rFonts w:hint="eastAsia" w:ascii="Times New Roman" w:hAnsi="Times New Roman" w:eastAsia="FangSong" w:cs="Times New Roman"/>
+        </w:rPr>
+        <w:t>倍数出现的地方就有</w:t>
+      </w:r>
+      <w:r>
+        <w:rPr>
+          <w:rFonts w:ascii="Times New Roman" w:hAnsi="Times New Roman" w:eastAsia="Times New Roman" w:cs="Times New Roman"/>
+        </w:rPr>
+        <w:t xml:space="preserve"> ln。</w:t>
+      </w:r>
+    </w:p>
+    <w:p>
+      <w:pPr>
+        <w:pStyle w:val="FirstParagraph"/>
+      </w:pPr>
+      <w:r>
+        <w:rPr>
+          <w:rFonts w:hint="eastAsia" w:ascii="Times New Roman" w:hAnsi="Times New Roman" w:eastAsia="FangSong" w:cs="Times New Roman"/>
+        </w:rPr>
+        <w:t xml:space="preserve">下一讲给</w:t>
+      </w:r>
+      <w:r>
+        <w:rPr>
+          <w:rFonts w:ascii="Times New Roman" w:hAnsi="Times New Roman" w:eastAsia="Times New Roman" w:cs="Times New Roman"/>
+        </w:rPr>
+        <w:t xml:space="preserve"> </w:t>
+      </w:r>
+      <w:r>
+        <w:rPr>
+          <w:rStyle w:val="VerbatimChar"/>
+          <w:rFonts w:ascii="Times New Roman" w:hAnsi="Times New Roman" w:eastAsia="Times New Roman" w:cs="Times New Roman"/>
+        </w:rPr>
+        <w:t xml:space="preserve">ln x</w:t>
+      </w:r>
+      <w:r>
+        <w:rPr>
+          <w:rFonts w:ascii="Times New Roman" w:hAnsi="Times New Roman" w:eastAsia="Times New Roman" w:cs="Times New Roman"/>
+        </w:rPr>
+        <w:t xml:space="preserve"> </w:t>
+      </w:r>
+      <w:r>
+        <w:rPr>
+          <w:rFonts w:hint="eastAsia" w:ascii="Times New Roman" w:hAnsi="Times New Roman" w:eastAsia="FangSong" w:cs="Times New Roman"/>
+        </w:rPr>
+        <w:t xml:space="preserve">与</w:t>
+      </w:r>
+      <w:r>
+        <w:rPr>
+          <w:rFonts w:ascii="Times New Roman" w:hAnsi="Times New Roman" w:eastAsia="Times New Roman" w:cs="Times New Roman"/>
+        </w:rPr>
+        <w:t xml:space="preserve"> </w:t>
+      </w:r>
+      <w:r>
+        <w:rPr>
+          <w:rStyle w:val="VerbatimChar"/>
+          <w:rFonts w:ascii="Times New Roman" w:hAnsi="Times New Roman" w:eastAsia="Times New Roman" w:cs="Times New Roman"/>
+        </w:rPr>
+        <w:t xml:space="preserve">e^x</w:t>
+      </w:r>
+      <w:r>
+        <w:rPr>
+          <w:rFonts w:ascii="Times New Roman" w:hAnsi="Times New Roman" w:eastAsia="Times New Roman" w:cs="Times New Roman"/>
+        </w:rPr>
+        <w:t xml:space="preserve"> </w:t>
+      </w:r>
+      <w:r>
+        <w:rPr>
+          <w:rFonts w:hint="eastAsia" w:ascii="Times New Roman" w:hAnsi="Times New Roman" w:eastAsia="FangSong" w:cs="Times New Roman"/>
+        </w:rPr>
+        <w:t>装上</w:t>
+      </w:r>
+      <w:r>
+        <w:rPr>
+          <w:rFonts w:hint="eastAsia" w:ascii="Times New Roman" w:hAnsi="Times New Roman" w:eastAsia="Times New Roman" w:cs="Times New Roman"/>
+        </w:rPr>
+        <w:t>「</w:t>
+      </w:r>
+      <w:r>
+        <w:rPr>
+          <w:rFonts w:hint="eastAsia" w:ascii="Times New Roman" w:hAnsi="Times New Roman" w:eastAsia="FangSong" w:cs="Times New Roman"/>
+        </w:rPr>
+        <w:t>变化率</w:t>
+      </w:r>
+      <w:r>
+        <w:rPr>
+          <w:rFonts w:hint="eastAsia" w:ascii="Times New Roman" w:hAnsi="Times New Roman" w:eastAsia="Times New Roman" w:cs="Times New Roman"/>
+        </w:rPr>
+        <w:t>」——</w:t>
+      </w:r>
+      <w:r>
+        <w:rPr>
+          <w:rFonts w:hint="eastAsia" w:ascii="Times New Roman" w:hAnsi="Times New Roman" w:eastAsia="FangSong" w:cs="Times New Roman"/>
+        </w:rPr>
+        <w:t>导数</w:t>
+      </w:r>
+      <w:r>
+        <w:rPr>
+          <w:rFonts w:hint="eastAsia" w:ascii="Times New Roman" w:hAnsi="Times New Roman" w:eastAsia="Times New Roman" w:cs="Times New Roman"/>
+        </w:rPr>
+        <w:t>。</w:t>
+      </w:r>
+    </w:p>
+    <w:bookmarkEnd w:id="33"/>
+    <w:bookmarkStart w:id="36" w:name="八本讲速查"/>
+    <w:p>
+      <w:pPr>
+        <w:pStyle w:val="Heading2"/>
+        <w:spacing w:before="280" w:after="120"/>
+      </w:pPr>
+      <w:r>
+        <w:rPr>
+          <w:rFonts w:hint="eastAsia" w:ascii="Times New Roman" w:hAnsi="Times New Roman" w:eastAsia="SimHei" w:cs="Times New Roman"/>
+        </w:rPr>
         <w:t>八</w:t>
       </w:r>
       <w:r>
@@ -17890,10 +18486,10 @@
         <w:rPr>
           <w:rFonts w:hint="eastAsia" w:ascii="Times New Roman" w:hAnsi="Times New Roman" w:eastAsia="SimHei" w:cs="Times New Roman"/>
         </w:rPr>
-        <w:t>核心公式速查</w:t>
+        <w:t>本讲速查</w:t>
       </w:r>
     </w:p>
-    <w:bookmarkStart w:id="33" w:name="指数"/>
+    <w:bookmarkStart w:id="34" w:name="指数"/>
     <w:p>
       <w:pPr>
         <w:pStyle w:val="Heading3"/>
@@ -18255,8 +18851,8 @@
         </w:tc>
       </w:tr>
     </w:tbl>
-    <w:bookmarkEnd w:id="33"/>
-    <w:bookmarkStart w:id="34" w:name="对数"/>
+    <w:bookmarkEnd w:id="34"/>
+    <w:bookmarkStart w:id="35" w:name="对数"/>
     <w:p>
       <w:pPr>
         <w:pStyle w:val="Heading3"/>
@@ -18994,9 +19590,9 @@
         </w:pict>
       </w:r>
     </w:p>
-    <w:bookmarkEnd w:id="34"/>
     <w:bookmarkEnd w:id="35"/>
-    <w:bookmarkStart w:id="39" w:name="九练习题"/>
+    <w:bookmarkEnd w:id="36"/>
+    <w:bookmarkStart w:id="40" w:name="九练习题"/>
     <w:p>
       <w:pPr>
         <w:pStyle w:val="Heading2"/>
@@ -19316,7 +19912,7 @@
         <w:t xml:space="preserve">。</w:t>
       </w:r>
     </w:p>
-    <w:bookmarkStart w:id="36" w:name="基础巩固5-题"/>
+    <w:bookmarkStart w:id="37" w:name="基础巩固5-题"/>
     <w:p>
       <w:pPr>
         <w:pStyle w:val="Heading3"/>
@@ -20312,8 +20908,8 @@
         <w:t xml:space="preserve">。</w:t>
       </w:r>
     </w:p>
-    <w:bookmarkEnd w:id="36"/>
-    <w:bookmarkStart w:id="37" w:name="竞赛入门5-题"/>
+    <w:bookmarkEnd w:id="37"/>
+    <w:bookmarkStart w:id="38" w:name="竞赛入门5-题"/>
     <w:p>
       <w:pPr>
         <w:pStyle w:val="Heading3"/>
@@ -21448,8 +22044,8 @@
         <w:t>。</w:t>
       </w:r>
     </w:p>
-    <w:bookmarkEnd w:id="37"/>
-    <w:bookmarkStart w:id="38" w:name="真题挑战5-题竞赛风格改编"/>
+    <w:bookmarkEnd w:id="38"/>
+    <w:bookmarkStart w:id="39" w:name="真题挑战5-题竞赛风格改编"/>
     <w:p>
       <w:pPr>
         <w:pStyle w:val="Heading3"/>
@@ -22947,9 +23543,9 @@
         </w:pict>
       </w:r>
     </w:p>
-    <w:bookmarkEnd w:id="38"/>
     <w:bookmarkEnd w:id="39"/>
-    <w:bookmarkStart w:id="40" w:name="参考答案"/>
+    <w:bookmarkEnd w:id="40"/>
+    <w:bookmarkStart w:id="41" w:name="参考答案"/>
     <w:p>
       <w:pPr>
         <w:pStyle w:val="Heading2"/>
@@ -29693,8 +30289,8 @@
         <w:t>。</w:t>
       </w:r>
     </w:p>
-    <w:bookmarkEnd w:id="40"/>
     <w:bookmarkEnd w:id="41"/>
+    <w:bookmarkEnd w:id="42"/>
     <w:sectPr>
       <w:footerReference w:type="default" r:id="rId9"/>
       <w:footnotePr>
@@ -29953,6 +30549,9 @@
     <w:abstractNumId w:val="991"/>
   </w:num>
   <w:num w:numId="1002">
+    <w:abstractNumId w:val="991"/>
+  </w:num>
+  <w:num w:numId="1003">
     <w:abstractNumId w:val="991"/>
   </w:num>
 </w:numbering>

--- a/06-学生侧材料/讲义/_数学工具/第2讲：对数与指数（Word清稿）.docx
+++ b/06-学生侧材料/讲义/_数学工具/第2讲：对数与指数（Word清稿）.docx
@@ -1859,7 +1859,7 @@
         <w:rPr>
           <w:rFonts w:hint="eastAsia" w:ascii="Times New Roman" w:hAnsi="Times New Roman" w:eastAsia="FangSong" w:cs="Times New Roman"/>
         </w:rPr>
-        <w:t>五条律其实只有一条</w:t>
+        <w:t>五条律可归结为一条</w:t>
       </w:r>
       <w:r>
         <w:rPr>
@@ -3823,19 +3823,25 @@
               <w:rPr>
                 <w:rFonts w:hint="eastAsia" w:ascii="Times New Roman" w:hAnsi="Times New Roman" w:eastAsia="Times New Roman" w:cs="Times New Roman"/>
               </w:rPr>
-              <w:t>，x</w:t>
+              <w:t>，</w:t>
+            </w:r>
+            <w:r>
+              <w:rPr>
+                <w:rFonts w:hint="eastAsia" w:ascii="Times New Roman" w:hAnsi="Times New Roman" w:eastAsia="FangSong" w:cs="Times New Roman"/>
+              </w:rPr>
+              <w:t>且增长随</w:t>
             </w:r>
             <w:r>
               <w:rPr>
                 <w:rFonts w:ascii="Times New Roman" w:hAnsi="Times New Roman" w:eastAsia="Times New Roman" w:cs="Times New Roman"/>
               </w:rPr>
-              <w:t xml:space="preserve"> </w:t>
+              <w:t xml:space="preserve"> x </w:t>
             </w:r>
             <w:r>
               <w:rPr>
                 <w:rFonts w:hint="eastAsia" w:ascii="Times New Roman" w:hAnsi="Times New Roman" w:eastAsia="FangSong" w:cs="Times New Roman"/>
               </w:rPr>
-              <w:t xml:space="preserve">越大涨得越快</w:t>
+              <w:t xml:space="preserve">增大而加快</w:t>
             </w:r>
           </w:p>
         </w:tc>
@@ -5539,7 +5545,7 @@
         <w:rPr>
           <w:rFonts w:hint="eastAsia" w:ascii="Times New Roman" w:hAnsi="Times New Roman" w:eastAsia="FangSong" w:cs="Times New Roman"/>
         </w:rPr>
-        <w:t>竞赛题里最常见的丢分点之一</w:t>
+        <w:t>竞赛题中常见的错误之一</w:t>
       </w:r>
       <w:r>
         <w:rPr>
@@ -6084,7 +6090,7 @@
         <w:rPr>
           <w:rFonts w:hint="eastAsia" w:ascii="Times New Roman" w:hAnsi="Times New Roman" w:eastAsia="FangSong" w:cs="Times New Roman"/>
         </w:rPr>
-        <w:t>所以</w:t>
+        <w:t>因此</w:t>
       </w:r>
       <w:r>
         <w:rPr>
@@ -6092,7 +6098,7 @@
           <w:b/>
           <w:bCs/>
         </w:rPr>
-        <w:t xml:space="preserve">考试中只要记住</w:t>
+        <w:t xml:space="preserve">只需掌握</w:t>
       </w:r>
       <w:r>
         <w:rPr>
@@ -6108,7 +6114,7 @@
           <w:b/>
           <w:bCs/>
         </w:rPr>
-        <w:t xml:space="preserve">的运算律就够了</w:t>
+        <w:t xml:space="preserve">的运算律</w:t>
       </w:r>
       <w:r>
         <w:rPr>
@@ -6839,7 +6845,7 @@
         <w:rPr>
           <w:rFonts w:hint="eastAsia" w:ascii="Times New Roman" w:hAnsi="Times New Roman" w:eastAsia="FangSong" w:cs="Times New Roman"/>
         </w:rPr>
-        <w:t>取对数能把指数曲线掰直</w:t>
+        <w:t>取对数能把指数曲线化为直线</w:t>
       </w:r>
       <w:r>
         <w:rPr>
@@ -7059,7 +7065,7 @@
         <w:rPr>
           <w:rFonts w:hint="eastAsia" w:ascii="Times New Roman" w:hAnsi="Times New Roman" w:eastAsia="FangSong" w:cs="Times New Roman"/>
         </w:rPr>
-        <w:t>三条律全部来自指数的运算律</w:t>
+        <w:t>三条律均由指数的运算律推出</w:t>
       </w:r>
       <w:r>
         <w:rPr>
@@ -7071,7 +7077,7 @@
         <w:rPr>
           <w:rFonts w:hint="eastAsia" w:ascii="Times New Roman" w:hAnsi="Times New Roman" w:eastAsia="FangSong" w:cs="Times New Roman"/>
         </w:rPr>
-        <w:t>不要死记</w:t>
+        <w:t>不必逐条记忆</w:t>
       </w:r>
       <w:r>
         <w:rPr>
@@ -9521,25 +9527,13 @@
         <w:rPr>
           <w:rFonts w:hint="eastAsia" w:ascii="Times New Roman" w:hAnsi="Times New Roman" w:eastAsia="FangSong" w:cs="Times New Roman"/>
         </w:rPr>
-        <w:t>负责</w:t>
-      </w:r>
-      <w:r>
-        <w:rPr>
-          <w:rFonts w:hint="eastAsia" w:ascii="Times New Roman" w:hAnsi="Times New Roman" w:eastAsia="Times New Roman" w:cs="Times New Roman"/>
-        </w:rPr>
-        <w:t>”</w:t>
-      </w:r>
-      <w:r>
-        <w:rPr>
-          <w:rFonts w:hint="eastAsia" w:ascii="Times New Roman" w:hAnsi="Times New Roman" w:eastAsia="FangSong" w:cs="Times New Roman"/>
-        </w:rPr>
-        <w:t>消掉单位</w:t>
-      </w:r>
-      <w:r>
-        <w:rPr>
-          <w:rFonts w:hint="eastAsia" w:ascii="Times New Roman" w:hAnsi="Times New Roman" w:eastAsia="Times New Roman" w:cs="Times New Roman"/>
-        </w:rPr>
-        <w:t>”。</w:t>
+        <w:t>用于消去单位</w:t>
+      </w:r>
+      <w:r>
+        <w:rPr>
+          <w:rFonts w:hint="eastAsia" w:ascii="Times New Roman" w:hAnsi="Times New Roman" w:eastAsia="Times New Roman" w:cs="Times New Roman"/>
+        </w:rPr>
+        <w:t>。</w:t>
       </w:r>
       <w:r>
         <w:rPr>
@@ -10803,7 +10797,7 @@
         <w:rPr>
           <w:rFonts w:hint="eastAsia" w:ascii="Times New Roman" w:hAnsi="Times New Roman" w:eastAsia="FangSong" w:cs="Times New Roman"/>
         </w:rPr>
-        <w:t>这两条恒等式在做代数变换时极其常用</w:t>
+        <w:t>这两条恒等式在代数变换中常用</w:t>
       </w:r>
       <w:r>
         <w:rPr>
@@ -11789,7 +11783,7 @@
     </w:p>
     <w:bookmarkEnd w:id="23"/>
     <w:bookmarkEnd w:id="24"/>
-    <w:bookmarkStart w:id="27" w:name="五一阶近似-把难算的变好算"/>
+    <w:bookmarkStart w:id="27" w:name="五一阶近似-以线性代非线性"/>
     <w:p>
       <w:pPr>
         <w:pStyle w:val="Heading2"/>
@@ -11823,7 +11817,7 @@
         <w:rPr>
           <w:rFonts w:hint="eastAsia" w:ascii="Times New Roman" w:hAnsi="Times New Roman" w:eastAsia="SimHei" w:cs="Times New Roman"/>
         </w:rPr>
-        <w:t xml:space="preserve">把难算的变好算</w:t>
+        <w:t xml:space="preserve">以线性代非线性</w:t>
       </w:r>
     </w:p>
     <w:bookmarkStart w:id="25" w:name="两个最有用的近似"/>
@@ -13495,7 +13489,7 @@
         <w:rPr>
           <w:rFonts w:hint="eastAsia" w:ascii="Times New Roman" w:hAnsi="Times New Roman" w:eastAsia="FangSong" w:cs="Times New Roman"/>
         </w:rPr>
-        <w:t>典型翻车</w:t>
+        <w:t>典型错误</w:t>
       </w:r>
       <w:r>
         <w:rPr>
@@ -16201,7 +16195,7 @@
         <w:rPr>
           <w:rFonts w:hint="eastAsia" w:ascii="Times New Roman" w:hAnsi="Times New Roman" w:eastAsia="FangSong" w:cs="Times New Roman"/>
         </w:rPr>
-        <w:t>竞赛里大量估算能省下按计算器的时间</w:t>
+        <w:t>竞赛中的估算可减少查表与计算器的使用</w:t>
       </w:r>
       <w:r>
         <w:rPr>
@@ -18023,31 +18017,7 @@
         <w:rPr>
           <w:rFonts w:hint="eastAsia" w:ascii="Times New Roman" w:hAnsi="Times New Roman" w:eastAsia="FangSong" w:cs="Times New Roman"/>
         </w:rPr>
-        <w:t>取对数是让它们</w:t>
-      </w:r>
-      <w:r>
-        <w:rPr>
-          <w:rFonts w:hint="eastAsia" w:ascii="Times New Roman" w:hAnsi="Times New Roman" w:eastAsia="Times New Roman" w:cs="Times New Roman"/>
-        </w:rPr>
-        <w:t>「</w:t>
-      </w:r>
-      <w:r>
-        <w:rPr>
-          <w:rFonts w:hint="eastAsia" w:ascii="Times New Roman" w:hAnsi="Times New Roman" w:eastAsia="FangSong" w:cs="Times New Roman"/>
-        </w:rPr>
-        <w:t>能加减</w:t>
-      </w:r>
-      <w:r>
-        <w:rPr>
-          <w:rFonts w:hint="eastAsia" w:ascii="Times New Roman" w:hAnsi="Times New Roman" w:eastAsia="Times New Roman" w:cs="Times New Roman"/>
-        </w:rPr>
-        <w:t>」</w:t>
-      </w:r>
-      <w:r>
-        <w:rPr>
-          <w:rFonts w:hint="eastAsia" w:ascii="Times New Roman" w:hAnsi="Times New Roman" w:eastAsia="FangSong" w:cs="Times New Roman"/>
-        </w:rPr>
-        <w:t>的唯一手段</w:t>
+        <w:t>取对数是使它们能够相加减的基本手段</w:t>
       </w:r>
       <w:r>
         <w:rPr>
@@ -18084,7 +18054,7 @@
         <w:rPr>
           <w:rFonts w:hint="eastAsia" w:ascii="Times New Roman" w:hAnsi="Times New Roman" w:eastAsia="FangSong" w:cs="Times New Roman"/>
         </w:rPr>
-        <w:t>是微积分的亲儿子</w:t>
+        <w:t>与微积分直接相关</w:t>
       </w:r>
       <w:r>
         <w:rPr>
@@ -18301,7 +18271,7 @@
         <w:rPr>
           <w:rFonts w:hint="eastAsia" w:ascii="Times New Roman" w:hAnsi="Times New Roman" w:eastAsia="FangSong" w:cs="Times New Roman"/>
         </w:rPr>
-        <w:t xml:space="preserve">化学里的</w:t>
+        <w:t xml:space="preserve">化学中的</w:t>
       </w:r>
       <w:r>
         <w:rPr>
@@ -18313,7 +18283,7 @@
         <w:rPr>
           <w:rFonts w:hint="eastAsia" w:ascii="Times New Roman" w:hAnsi="Times New Roman" w:eastAsia="FangSong" w:cs="Times New Roman"/>
         </w:rPr>
-        <w:t>在算</w:t>
+        <w:t>刻画的是</w:t>
       </w:r>
       <w:r>
         <w:rPr>
@@ -18327,7 +18297,7 @@
           <w:b/>
           <w:bCs/>
         </w:rPr>
-        <w:t xml:space="preserve">倍数的信息</w:t>
+        <w:t xml:space="preserve">倍数关系</w:t>
       </w:r>
       <w:r>
         <w:rPr>
@@ -28421,7 +28391,7 @@
         <w:rPr>
           <w:rFonts w:hint="eastAsia" w:ascii="Times New Roman" w:hAnsi="Times New Roman" w:eastAsia="FangSong" w:cs="Times New Roman"/>
         </w:rPr>
-        <w:t>把</w:t>
+        <w:t>使</w:t>
       </w:r>
       <w:r>
         <w:rPr>
@@ -28433,7 +28403,7 @@
         <w:rPr>
           <w:rFonts w:hint="eastAsia" w:ascii="Times New Roman" w:hAnsi="Times New Roman" w:eastAsia="FangSong" w:cs="Times New Roman"/>
         </w:rPr>
-        <w:t xml:space="preserve">低算了约</w:t>
+        <w:t xml:space="preserve">被低估约</w:t>
       </w:r>
       <w:r>
         <w:rPr>
@@ -29447,13 +29417,13 @@
         <w:rPr>
           <w:rFonts w:hint="eastAsia" w:ascii="Times New Roman" w:hAnsi="Times New Roman" w:eastAsia="Times New Roman" w:cs="Times New Roman"/>
         </w:rPr>
-        <w:t>——</w:t>
-      </w:r>
-      <w:r>
-        <w:rPr>
-          <w:rFonts w:hint="eastAsia" w:ascii="Times New Roman" w:hAnsi="Times New Roman" w:eastAsia="FangSong" w:cs="Times New Roman"/>
-        </w:rPr>
-        <w:t>荒谬</w:t>
+        <w:t>，</w:t>
+      </w:r>
+      <w:r>
+        <w:rPr>
+          <w:rFonts w:hint="eastAsia" w:ascii="Times New Roman" w:hAnsi="Times New Roman" w:eastAsia="FangSong" w:cs="Times New Roman"/>
+        </w:rPr>
+        <w:t>无物理意义</w:t>
       </w:r>
       <w:r>
         <w:rPr>
@@ -29630,7 +29600,7 @@
         <w:rPr>
           <w:rFonts w:hint="eastAsia" w:ascii="Times New Roman" w:hAnsi="Times New Roman" w:eastAsia="FangSong" w:cs="Times New Roman"/>
         </w:rPr>
-        <w:t xml:space="preserve">这一讲能解开哪些坎</w:t>
+        <w:t xml:space="preserve">本讲在化学中的落点</w:t>
       </w:r>
       <w:r>
         <w:rPr>
@@ -29769,7 +29739,7 @@
         <w:rPr>
           <w:rFonts w:hint="eastAsia" w:ascii="Times New Roman" w:hAnsi="Times New Roman" w:eastAsia="FangSong" w:cs="Times New Roman"/>
         </w:rPr>
-        <w:t>不再是死记</w:t>
+        <w:t>不必死记</w:t>
       </w:r>
       <w:r>
         <w:rPr>
@@ -29781,7 +29751,7 @@
         <w:rPr>
           <w:rFonts w:hint="eastAsia" w:ascii="Times New Roman" w:hAnsi="Times New Roman" w:eastAsia="FangSong" w:cs="Times New Roman"/>
         </w:rPr>
-        <w:t>能自己从</w:t>
+        <w:t>可由</w:t>
       </w:r>
       <w:r>
         <w:rPr>
